--- a/brief project.docx
+++ b/brief project.docx
@@ -16,15 +16,7 @@
         <w:t xml:space="preserve"> </w:t>
       </w:r>
       <w:r>
-        <w:t xml:space="preserve">Data Analytics on </w:t>
-      </w:r>
-      <w:proofErr w:type="spellStart"/>
-      <w:r>
-        <w:t>Olist</w:t>
-      </w:r>
-      <w:proofErr w:type="spellEnd"/>
-      <w:r>
-        <w:t xml:space="preserve"> E-Commerce Platform with Excel</w:t>
+        <w:t>Data Analytics on Olist E-Commerce Platform with Excel</w:t>
       </w:r>
     </w:p>
     <w:p>
@@ -48,31 +40,7 @@
         <w:jc w:val="both"/>
       </w:pPr>
       <w:r>
-        <w:t xml:space="preserve">This project focuses on </w:t>
-      </w:r>
-      <w:proofErr w:type="spellStart"/>
-      <w:r>
-        <w:t>analyzing</w:t>
-      </w:r>
-      <w:proofErr w:type="spellEnd"/>
-      <w:r>
-        <w:t xml:space="preserve"> </w:t>
-      </w:r>
-      <w:proofErr w:type="spellStart"/>
-      <w:r>
-        <w:t>Olist’s</w:t>
-      </w:r>
-      <w:proofErr w:type="spellEnd"/>
-      <w:r>
-        <w:t xml:space="preserve"> e-commerce performance by transforming raw operational data into an actionable Excel dashboard covering **customer </w:t>
-      </w:r>
-      <w:proofErr w:type="spellStart"/>
-      <w:r>
-        <w:t>behavior</w:t>
-      </w:r>
-      <w:proofErr w:type="spellEnd"/>
-      <w:r>
-        <w:t>, delivery performance, and product quality**. With nearly 100,000 customers across Brazil and uneven regional distribution, the analysis aims to identify inefficiencies in logistics, delivery timeliness, customer purchasing patterns, and product profitability. By defining clear KPIs, visualizing key metrics, and delivering structured insights, the project supports data-driven decision-making to improve operational efficiency, enhance customer experience, and drive sustainable business profitability.</w:t>
+        <w:t>This project focuses on analyzing Olist’s e-commerce performance by transforming raw operational data into an actionable Excel dashboard covering customer behavior, delivery performance, and product quality. With nearly 100,000 customers across Brazil and uneven regional distribution, the analysis aims to identify inefficiencies in logistics, delivery timeliness, customer purchasing patterns, and product profitability. By defining clear KPIs, visualizing key metrics, and delivering structured insights, the project supports data-driven decision-making to improve operational efficiency, enhance customer experience, and drive sustainable business profitability.</w:t>
       </w:r>
     </w:p>
     <w:p>
@@ -87,13 +55,8 @@
       <w:pPr>
         <w:jc w:val="both"/>
       </w:pPr>
-      <w:proofErr w:type="spellStart"/>
       <w:r>
-        <w:t>Olist</w:t>
-      </w:r>
-      <w:proofErr w:type="spellEnd"/>
-      <w:r>
-        <w:t xml:space="preserve"> serves nearly 100,000 customers across Brazil, with the highest transaction concentration in São Paulo and Rio de Janeiro. Customer purchases are largely driven by credit card payments and show a strong growth trend over time. The platform offers a wide range of product categories, each with varying sales performance, customer ratings, and logistics costs.</w:t>
+        <w:t>Olist serves nearly 100,000 customers across Brazil, with the highest transaction concentration in São Paulo and Rio de Janeiro. Customer purchases are largely driven by credit card payments and show a strong growth trend over time. The platform offers a wide range of product categories, each with varying sales performance, customer ratings, and logistics costs.</w:t>
       </w:r>
       <w:r>
         <w:t xml:space="preserve"> </w:t>
@@ -1479,13 +1442,8 @@
         <w:jc w:val="both"/>
       </w:pPr>
       <w:r>
-        <w:t xml:space="preserve">Operations / Logistics Manager – </w:t>
+        <w:t>Operations / Logistics Manager – Informee</w:t>
       </w:r>
-      <w:proofErr w:type="spellStart"/>
-      <w:r>
-        <w:t>Informee</w:t>
-      </w:r>
-      <w:proofErr w:type="spellEnd"/>
     </w:p>
     <w:p>
       <w:pPr>
@@ -1506,13 +1464,8 @@
         <w:jc w:val="both"/>
       </w:pPr>
       <w:r>
-        <w:t xml:space="preserve">Sales / Marketing Team – </w:t>
+        <w:t>Sales / Marketing Team – Informee</w:t>
       </w:r>
-      <w:proofErr w:type="spellStart"/>
-      <w:r>
-        <w:t>Informee</w:t>
-      </w:r>
-      <w:proofErr w:type="spellEnd"/>
     </w:p>
     <w:p>
       <w:pPr>
@@ -1521,15 +1474,7 @@
       </w:pPr>
       <w:r>
         <w:lastRenderedPageBreak/>
-        <w:t xml:space="preserve">Level of engagement: Informed on customer </w:t>
-      </w:r>
-      <w:proofErr w:type="spellStart"/>
-      <w:r>
-        <w:t>behavior</w:t>
-      </w:r>
-      <w:proofErr w:type="spellEnd"/>
-      <w:r>
-        <w:t xml:space="preserve"> and product performance for campaign planning.</w:t>
+        <w:t>Level of engagement: Informed on customer behavior and product performance for campaign planning.</w:t>
       </w:r>
     </w:p>
     <w:p>
@@ -1624,15 +1569,7 @@
         <w:jc w:val="both"/>
       </w:pPr>
       <w:r>
-        <w:t xml:space="preserve">The project is expected to deliver an interactive Excel dashboard that provides clear insights into customer </w:t>
-      </w:r>
-      <w:proofErr w:type="spellStart"/>
-      <w:r>
-        <w:t>behavior</w:t>
-      </w:r>
-      <w:proofErr w:type="spellEnd"/>
-      <w:r>
-        <w:t>, delivery performance, and product performance. The dashboard will include key metrics such as customer distribution by region, order and delivery status, delivery timeliness, product sales performance, customer ratings, and purchase value. These insights will support data-driven decision-making by enabling stakeholders to quickly identify trends, performance gaps, and optimization opportunities.</w:t>
+        <w:t>The project is expected to deliver an interactive Excel dashboard that provides clear insights into customer behavior, delivery performance, and product performance. The dashboard will include key metrics such as customer distribution by region, order and delivery status, delivery timeliness, product sales performance, customer ratings, and purchase value. These insights will support data-driven decision-making by enabling stakeholders to quickly identify trends, performance gaps, and optimization opportunities.</w:t>
       </w:r>
     </w:p>
     <w:p>
@@ -1640,15 +1577,7 @@
         <w:jc w:val="both"/>
       </w:pPr>
       <w:r>
-        <w:t xml:space="preserve">A simple dashboard </w:t>
-      </w:r>
-      <w:proofErr w:type="spellStart"/>
-      <w:r>
-        <w:t>mockup</w:t>
-      </w:r>
-      <w:proofErr w:type="spellEnd"/>
-      <w:r>
-        <w:t xml:space="preserve"> will be created using basic sketches or Excel layouts to define chart types, KPIs, and filters, ensuring early alignment with stakeholders before final implementation. The project will also include a short analytical report outlining key business questions, metrics, insights, and recommendations to maintain clarity and consistency. In addition, a basic data pipeline will be documented to show how raw data is cleaned, processed, and visualized in Excel, with clearly defined manual or semi-automated data refresh steps.</w:t>
+        <w:t>A simple dashboard mockup will be created using basic sketches or Excel layouts to define chart types, KPIs, and filters, ensuring early alignment with stakeholders before final implementation. The project will also include a short analytical report outlining key business questions, metrics, insights, and recommendations to maintain clarity and consistency. In addition, a basic data pipeline will be documented to show how raw data is cleaned, processed, and visualized in Excel, with clearly defined manual or semi-automated data refresh steps.</w:t>
       </w:r>
     </w:p>
     <w:p>
@@ -4919,6 +4848,7 @@
   <w:style w:type="character" w:default="1" w:styleId="DefaultParagraphFont">
     <w:name w:val="Default Paragraph Font"/>
     <w:uiPriority w:val="1"/>
+    <w:semiHidden/>
     <w:unhideWhenUsed/>
   </w:style>
   <w:style w:type="table" w:default="1" w:styleId="TableNormal">

--- a/brief project.docx
+++ b/brief project.docx
@@ -16,7 +16,15 @@
         <w:t xml:space="preserve"> </w:t>
       </w:r>
       <w:r>
-        <w:t>Data Analytics on Olist E-Commerce Platform with Excel</w:t>
+        <w:t xml:space="preserve">Data Analytics on </w:t>
+      </w:r>
+      <w:proofErr w:type="spellStart"/>
+      <w:r>
+        <w:t>Olist</w:t>
+      </w:r>
+      <w:proofErr w:type="spellEnd"/>
+      <w:r>
+        <w:t xml:space="preserve"> E-Commerce Platform with Excel</w:t>
       </w:r>
     </w:p>
     <w:p>
@@ -40,7 +48,31 @@
         <w:jc w:val="both"/>
       </w:pPr>
       <w:r>
-        <w:t>This project focuses on analyzing Olist’s e-commerce performance by transforming raw operational data into an actionable Excel dashboard covering customer behavior, delivery performance, and product quality. With nearly 100,000 customers across Brazil and uneven regional distribution, the analysis aims to identify inefficiencies in logistics, delivery timeliness, customer purchasing patterns, and product profitability. By defining clear KPIs, visualizing key metrics, and delivering structured insights, the project supports data-driven decision-making to improve operational efficiency, enhance customer experience, and drive sustainable business profitability.</w:t>
+        <w:t xml:space="preserve">This project focuses on </w:t>
+      </w:r>
+      <w:proofErr w:type="spellStart"/>
+      <w:r>
+        <w:t>analyzing</w:t>
+      </w:r>
+      <w:proofErr w:type="spellEnd"/>
+      <w:r>
+        <w:t xml:space="preserve"> </w:t>
+      </w:r>
+      <w:proofErr w:type="spellStart"/>
+      <w:r>
+        <w:t>Olist’s</w:t>
+      </w:r>
+      <w:proofErr w:type="spellEnd"/>
+      <w:r>
+        <w:t xml:space="preserve"> e-commerce performance by transforming raw operational data into an actionable Excel dashboard covering customer </w:t>
+      </w:r>
+      <w:proofErr w:type="spellStart"/>
+      <w:r>
+        <w:t>behavior</w:t>
+      </w:r>
+      <w:proofErr w:type="spellEnd"/>
+      <w:r>
+        <w:t>, delivery performance, and product quality. With nearly 100,000 customers across Brazil and uneven regional distribution, the analysis aims to identify inefficiencies in logistics, delivery timeliness, customer purchasing patterns, and product profitability. By defining clear KPIs, visualizing key metrics, and delivering structured insights, the project supports data-driven decision-making to improve operational efficiency, enhance customer experience, and drive sustainable business profitability.</w:t>
       </w:r>
     </w:p>
     <w:p>
@@ -55,8 +87,13 @@
       <w:pPr>
         <w:jc w:val="both"/>
       </w:pPr>
-      <w:r>
-        <w:t>Olist serves nearly 100,000 customers across Brazil, with the highest transaction concentration in São Paulo and Rio de Janeiro. Customer purchases are largely driven by credit card payments and show a strong growth trend over time. The platform offers a wide range of product categories, each with varying sales performance, customer ratings, and logistics costs.</w:t>
+      <w:proofErr w:type="spellStart"/>
+      <w:r>
+        <w:t>Olist</w:t>
+      </w:r>
+      <w:proofErr w:type="spellEnd"/>
+      <w:r>
+        <w:t xml:space="preserve"> serves nearly 100,000 customers across Brazil, with the highest transaction concentration in São Paulo and Rio de Janeiro. Customer purchases are largely driven by credit card payments and show a strong growth trend over time. The platform offers a wide range of product categories, each with varying sales performance, customer ratings, and logistics costs.</w:t>
       </w:r>
       <w:r>
         <w:t xml:space="preserve"> </w:t>
@@ -106,7 +143,7 @@
                 <w:sz w:val="20"/>
                 <w:szCs w:val="20"/>
               </w:rPr>
-              <w:t>Key Points</w:t>
+              <w:t>Business Scope</w:t>
             </w:r>
           </w:p>
         </w:tc>
@@ -125,6 +162,26 @@
                 <w:szCs w:val="20"/>
               </w:rPr>
             </w:pPr>
+            <w:proofErr w:type="spellStart"/>
+            <w:r>
+              <w:rPr>
+                <w:b/>
+                <w:bCs/>
+                <w:sz w:val="20"/>
+                <w:szCs w:val="20"/>
+              </w:rPr>
+              <w:t>KPis</w:t>
+            </w:r>
+            <w:proofErr w:type="spellEnd"/>
+            <w:r>
+              <w:rPr>
+                <w:b/>
+                <w:bCs/>
+                <w:sz w:val="20"/>
+                <w:szCs w:val="20"/>
+              </w:rPr>
+              <w:t>/</w:t>
+            </w:r>
             <w:r>
               <w:rPr>
                 <w:b/>
@@ -234,12 +291,16 @@
               <w:ind w:left="389"/>
               <w:jc w:val="both"/>
               <w:rPr>
+                <w:b/>
+                <w:bCs/>
                 <w:sz w:val="20"/>
                 <w:szCs w:val="20"/>
               </w:rPr>
             </w:pPr>
             <w:r>
               <w:rPr>
+                <w:b/>
+                <w:bCs/>
                 <w:sz w:val="20"/>
                 <w:szCs w:val="20"/>
               </w:rPr>
@@ -247,13 +308,35 @@
             </w:r>
             <w:r>
               <w:rPr>
-                <w:sz w:val="20"/>
-                <w:szCs w:val="20"/>
-              </w:rPr>
-              <w:t xml:space="preserve">Order and </w:t>
-            </w:r>
-            <w:r>
-              <w:rPr>
+                <w:b/>
+                <w:bCs/>
+                <w:sz w:val="20"/>
+                <w:szCs w:val="20"/>
+              </w:rPr>
+              <w:t xml:space="preserve">Order </w:t>
+            </w:r>
+            <w:r>
+              <w:rPr>
+                <w:b/>
+                <w:bCs/>
+                <w:sz w:val="20"/>
+                <w:szCs w:val="20"/>
+              </w:rPr>
+              <w:t xml:space="preserve">status </w:t>
+            </w:r>
+            <w:r>
+              <w:rPr>
+                <w:b/>
+                <w:bCs/>
+                <w:sz w:val="20"/>
+                <w:szCs w:val="20"/>
+              </w:rPr>
+              <w:t xml:space="preserve">and </w:t>
+            </w:r>
+            <w:r>
+              <w:rPr>
+                <w:b/>
+                <w:bCs/>
                 <w:sz w:val="20"/>
                 <w:szCs w:val="20"/>
               </w:rPr>
@@ -270,12 +353,16 @@
               <w:ind w:left="389"/>
               <w:jc w:val="both"/>
               <w:rPr>
+                <w:b/>
+                <w:bCs/>
                 <w:sz w:val="20"/>
                 <w:szCs w:val="20"/>
               </w:rPr>
             </w:pPr>
             <w:r>
               <w:rPr>
+                <w:b/>
+                <w:bCs/>
                 <w:sz w:val="20"/>
                 <w:szCs w:val="20"/>
               </w:rPr>
@@ -292,12 +379,16 @@
               <w:ind w:left="389"/>
               <w:jc w:val="both"/>
               <w:rPr>
+                <w:b/>
+                <w:bCs/>
                 <w:sz w:val="20"/>
                 <w:szCs w:val="20"/>
               </w:rPr>
             </w:pPr>
             <w:r>
               <w:rPr>
+                <w:b/>
+                <w:bCs/>
                 <w:sz w:val="20"/>
                 <w:szCs w:val="20"/>
               </w:rPr>
@@ -342,17 +433,35 @@
             </w:pPr>
             <w:r>
               <w:rPr>
-                <w:sz w:val="20"/>
-                <w:szCs w:val="20"/>
-              </w:rPr>
-              <w:t xml:space="preserve">Order </w:t>
-            </w:r>
-            <w:r>
-              <w:rPr>
-                <w:sz w:val="20"/>
-                <w:szCs w:val="20"/>
-              </w:rPr>
-              <w:t>Purchase Timestamp</w:t>
+                <w:b/>
+                <w:bCs/>
+                <w:sz w:val="20"/>
+                <w:szCs w:val="20"/>
+              </w:rPr>
+              <w:t xml:space="preserve">Total </w:t>
+            </w:r>
+            <w:r>
+              <w:rPr>
+                <w:b/>
+                <w:bCs/>
+                <w:sz w:val="20"/>
+                <w:szCs w:val="20"/>
+              </w:rPr>
+              <w:t>Order Purchase</w:t>
+            </w:r>
+            <w:r>
+              <w:rPr>
+                <w:sz w:val="20"/>
+                <w:szCs w:val="20"/>
+              </w:rPr>
+              <w:t xml:space="preserve"> Timestamp</w:t>
+            </w:r>
+            <w:r>
+              <w:rPr>
+                <w:sz w:val="20"/>
+                <w:szCs w:val="20"/>
+              </w:rPr>
+              <w:t xml:space="preserve"> </w:t>
             </w:r>
           </w:p>
           <w:p>
@@ -374,21 +483,7 @@
                 <w:sz w:val="20"/>
                 <w:szCs w:val="20"/>
               </w:rPr>
-              <w:t xml:space="preserve">Order by </w:t>
-            </w:r>
-            <w:r>
-              <w:rPr>
-                <w:sz w:val="20"/>
-                <w:szCs w:val="20"/>
-              </w:rPr>
-              <w:t xml:space="preserve">City and </w:t>
-            </w:r>
-            <w:r>
-              <w:rPr>
-                <w:sz w:val="20"/>
-                <w:szCs w:val="20"/>
-              </w:rPr>
-              <w:t>State</w:t>
+              <w:t>Order by State</w:t>
             </w:r>
           </w:p>
         </w:tc>
@@ -1119,7 +1214,7 @@
                 <w:sz w:val="20"/>
                 <w:szCs w:val="20"/>
               </w:rPr>
-              <w:t>Customer by City and State</w:t>
+              <w:t>Customer by State</w:t>
             </w:r>
           </w:p>
           <w:p>
@@ -1442,8 +1537,13 @@
         <w:jc w:val="both"/>
       </w:pPr>
       <w:r>
-        <w:t>Operations / Logistics Manager – Informee</w:t>
-      </w:r>
+        <w:t xml:space="preserve">Operations / Logistics Manager – </w:t>
+      </w:r>
+      <w:proofErr w:type="spellStart"/>
+      <w:r>
+        <w:t>Informee</w:t>
+      </w:r>
+      <w:proofErr w:type="spellEnd"/>
     </w:p>
     <w:p>
       <w:pPr>
@@ -1464,8 +1564,13 @@
         <w:jc w:val="both"/>
       </w:pPr>
       <w:r>
-        <w:t>Sales / Marketing Team – Informee</w:t>
-      </w:r>
+        <w:t xml:space="preserve">Sales / Marketing Team – </w:t>
+      </w:r>
+      <w:proofErr w:type="spellStart"/>
+      <w:r>
+        <w:t>Informee</w:t>
+      </w:r>
+      <w:proofErr w:type="spellEnd"/>
     </w:p>
     <w:p>
       <w:pPr>
@@ -1474,7 +1579,15 @@
       </w:pPr>
       <w:r>
         <w:lastRenderedPageBreak/>
-        <w:t>Level of engagement: Informed on customer behavior and product performance for campaign planning.</w:t>
+        <w:t xml:space="preserve">Level of engagement: Informed on customer </w:t>
+      </w:r>
+      <w:proofErr w:type="spellStart"/>
+      <w:r>
+        <w:t>behavior</w:t>
+      </w:r>
+      <w:proofErr w:type="spellEnd"/>
+      <w:r>
+        <w:t xml:space="preserve"> and product performance for campaign planning.</w:t>
       </w:r>
     </w:p>
     <w:p>
@@ -1569,7 +1682,15 @@
         <w:jc w:val="both"/>
       </w:pPr>
       <w:r>
-        <w:t>The project is expected to deliver an interactive Excel dashboard that provides clear insights into customer behavior, delivery performance, and product performance. The dashboard will include key metrics such as customer distribution by region, order and delivery status, delivery timeliness, product sales performance, customer ratings, and purchase value. These insights will support data-driven decision-making by enabling stakeholders to quickly identify trends, performance gaps, and optimization opportunities.</w:t>
+        <w:t xml:space="preserve">The project is expected to deliver an interactive Excel dashboard that provides clear insights into customer </w:t>
+      </w:r>
+      <w:proofErr w:type="spellStart"/>
+      <w:r>
+        <w:t>behavior</w:t>
+      </w:r>
+      <w:proofErr w:type="spellEnd"/>
+      <w:r>
+        <w:t>, delivery performance, and product performance. The dashboard will include key metrics such as customer distribution by region, order and delivery status, delivery timeliness, product sales performance, customer ratings, and purchase value. These insights will support data-driven decision-making by enabling stakeholders to quickly identify trends, performance gaps, and optimization opportunities.</w:t>
       </w:r>
     </w:p>
     <w:p>
@@ -1577,7 +1698,15 @@
         <w:jc w:val="both"/>
       </w:pPr>
       <w:r>
-        <w:t>A simple dashboard mockup will be created using basic sketches or Excel layouts to define chart types, KPIs, and filters, ensuring early alignment with stakeholders before final implementation. The project will also include a short analytical report outlining key business questions, metrics, insights, and recommendations to maintain clarity and consistency. In addition, a basic data pipeline will be documented to show how raw data is cleaned, processed, and visualized in Excel, with clearly defined manual or semi-automated data refresh steps.</w:t>
+        <w:t xml:space="preserve">A simple dashboard </w:t>
+      </w:r>
+      <w:proofErr w:type="spellStart"/>
+      <w:r>
+        <w:t>mockup</w:t>
+      </w:r>
+      <w:proofErr w:type="spellEnd"/>
+      <w:r>
+        <w:t xml:space="preserve"> will be created using basic sketches or Excel layouts to define chart types, KPIs, and filters, ensuring early alignment with stakeholders before final implementation. The project will also include a short analytical report outlining key business questions, metrics, insights, and recommendations to maintain clarity and consistency. In addition, a basic data pipeline will be documented to show how raw data is cleaned, processed, and visualized in Excel, with clearly defined manual or semi-automated data refresh steps.</w:t>
       </w:r>
     </w:p>
     <w:p>
